--- a/Darwin's farm/游戏策划案v4.5.docx
+++ b/Darwin's farm/游戏策划案v4.5.docx
@@ -14484,7 +14484,7 @@
           <w:rFonts w:ascii="Cambria Math" w:hAnsi="Cambria Math" w:eastAsia="Cambria Math"/>
           <w:sz w:val="22"/>
         </w:rPr>
-        <w:t>式 19　wᵢ = NᵢAᵢFᵢ[1 + g(mᵢ − 20)] / [1 + c·max(0, pressureᵢ/R − 1)]</w:t>
+        <w:t>式 19　wᵢ = NᵢAᵢFᵢ[1 + g(mᵢ − 20)] / [1 + c·max(0, pressureᵢ/max(1,R) − 1)]</w:t>
       </w:r>
     </w:p>
     <w:p>
@@ -14710,7 +14710,7 @@
     <w:p>
       <w:pPr/>
       <w:r>
-        <w:t>进化网直接连接可双向读取；当前五个模板均为陆地。鸡只直接连接鹿，不能直接变狸猫；鹿可连接狸猫与猛鹿，狸猫可连接雀狮。来源五项性状须分别在目标模板 ±5 内，目标物种在同格尚不存在；候选模板须通过当日食物满足率 0.9、持续补给满足率 0.8。捕食目标还需猎物补充覆盖其需求 0.8。普通转化抽取来源 10%、至少 10、最多 100；本地分化成对时整支转化，保留另一支。</w:t>
+        <w:t>进化网直接连接可双向读取；当前五个模板均为陆地，白盒场景会注册全部五种。鸡连接鹿与狸猫；鹿连接鸡、狸猫、猛鹿；狸猫连接鸡、鹿、猛鹿、雀狮；猛鹿连接鹿、狸猫、雀狮；雀狮连接狸猫、猛鹿。连接只给候选资格，不保证转化，五项性状与食物门槛仍须通过。来源五项性状须分别在目标模板 ±5 内，目标物种在同格尚不存在；候选模板须通过当日食物满足率 0.9、持续补给满足率 0.8。捕食目标还需猎物补充覆盖其需求 0.8。普通转化抽取来源 10%、至少 10、最多 100；本地分化成对时整支转化，保留另一支。</w:t>
       </w:r>
     </w:p>
     <w:p>
@@ -19414,7 +19414,7 @@
                 <w:rFonts w:ascii="宋体" w:hAnsi="宋体"/>
                 <w:sz w:val="17"/>
               </w:rPr>
-              <w:t>来源鹿五项接近相连目标，现场有足量合法猎物和持续补充。狸猫可吃鸡或鹿，猛鹿只吃鸡；鸡不能直接转狸猫。</w:t>
+              <w:t>来源鹿五项接近相连目标，现场有足量合法猎物和持续补充。狸猫可吃鸡或鹿，猛鹿只吃鸡；鸡也能沿双向连接直接转狸猫，但须保留足量同格鸡供捕食。</w:t>
             </w:r>
           </w:p>
         </w:tc>
@@ -19447,7 +19447,7 @@
                 <w:rFonts w:ascii="宋体" w:hAnsi="宋体"/>
                 <w:sz w:val="17"/>
               </w:rPr>
-              <w:t>狸猫→雀狮</w:t>
+              <w:t>鸡→狸猫直连</w:t>
             </w:r>
           </w:p>
         </w:tc>
@@ -19462,7 +19462,7 @@
                 <w:rFonts w:ascii="宋体" w:hAnsi="宋体"/>
                 <w:sz w:val="17"/>
               </w:rPr>
-              <w:t>狸猫五项接近雀狮，鸡、鹿或其他合法猎物足够，目标应通过当日与持续供养门槛。</w:t>
+              <w:t>鸡即使尚未变鹿，只要当前性状接近狸猫模板，转化后仍有足量同格鸡及历史补充，也可走双向连接成为狸猫。</w:t>
             </w:r>
           </w:p>
         </w:tc>
@@ -19477,7 +19477,7 @@
                 <w:rFonts w:ascii="宋体" w:hAnsi="宋体"/>
                 <w:sz w:val="17"/>
               </w:rPr>
-              <w:t>模板完全匹配、鸡 3,000 且历史日净新增 100 时可取得雀狮资格；长期捕食和 15 分钟链待测。</w:t>
+              <w:t>逆向连接局部正例：鸡 3,000、目标 100 只狸猫，保留 2,900 只鸡且最近 10 日净新增各 100 时，目标资格通过。是否符合预期进化路线需策划确认。</w:t>
             </w:r>
           </w:p>
         </w:tc>
@@ -19495,7 +19495,7 @@
                 <w:rFonts w:ascii="宋体" w:hAnsi="宋体"/>
                 <w:sz w:val="17"/>
               </w:rPr>
-              <w:t>两群同属性鸡竞争</w:t>
+              <w:t>狸猫→雀狮</w:t>
             </w:r>
           </w:p>
         </w:tc>
@@ -19511,7 +19511,7 @@
                 <w:rFonts w:ascii="宋体" w:hAnsi="宋体"/>
                 <w:sz w:val="17"/>
               </w:rPr>
-              <w:t>共享一份植物，初始相同者不应因遍历顺序而形成悬殊平台。</w:t>
+              <w:t>狸猫五项接近雀狮，鸡、鹿或其他合法猎物足够，目标应通过当日与持续供养门槛。</w:t>
             </w:r>
           </w:p>
         </w:tc>
@@ -19527,7 +19527,7 @@
                 <w:rFonts w:ascii="宋体" w:hAnsi="宋体"/>
                 <w:sz w:val="17"/>
               </w:rPr>
-              <w:t>N=500+500、R=10,000、S=1,000,000、温湿匹配、关闭变异，200 日后为 595+595；库存 990,307。</w:t>
+              <w:t>模板完全匹配、鸡 3,000 且历史日净新增 100 时可取得雀狮资格；长期捕食和 15 分钟链待测。</w:t>
             </w:r>
           </w:p>
         </w:tc>
@@ -19544,7 +19544,7 @@
                 <w:rFonts w:ascii="宋体" w:hAnsi="宋体"/>
                 <w:sz w:val="17"/>
               </w:rPr>
-              <w:t>鸡鹿共同吃草</w:t>
+              <w:t>两群同属性鸡竞争</w:t>
             </w:r>
           </w:p>
         </w:tc>
@@ -19559,7 +19559,7 @@
                 <w:rFonts w:ascii="宋体" w:hAnsi="宋体"/>
                 <w:sz w:val="17"/>
               </w:rPr>
-              <w:t>鹿单只成本高、繁殖低，数量平台应低于鸡；两群资源不复制。</w:t>
+              <w:t>共享一份植物，初始相同者不应因遍历顺序而形成悬殊平台。</w:t>
             </w:r>
           </w:p>
         </w:tc>
@@ -19574,7 +19574,7 @@
                 <w:rFonts w:ascii="宋体" w:hAnsi="宋体"/>
                 <w:sz w:val="17"/>
               </w:rPr>
-              <w:t>鸡 5,000、鹿 200、R=100,000，200 日后鸡 10,016、鹿 205；R=10,000 时鸡 455、鹿 80，库存约 61,601。</w:t>
+              <w:t>N=500+500、R=10,000、S=1,000,000、温湿匹配、关闭变异，200 日后为 595+595；库存 990,307。</w:t>
             </w:r>
           </w:p>
         </w:tc>
@@ -19592,6 +19592,55 @@
                 <w:rFonts w:ascii="宋体" w:hAnsi="宋体"/>
                 <w:sz w:val="17"/>
               </w:rPr>
+              <w:t>鸡鹿共同吃草</w:t>
+            </w:r>
+          </w:p>
+        </w:tc>
+        <w:tc>
+          <w:tcPr>
+            <w:tcW w:type="dxa" w:w="3628"/>
+            <w:vAlign w:val="center"/>
+            <w:shd w:fill="F6F8FA"/>
+          </w:tcPr>
+          <w:p>
+            <w:r>
+              <w:rPr>
+                <w:rFonts w:ascii="宋体" w:hAnsi="宋体"/>
+                <w:sz w:val="17"/>
+              </w:rPr>
+              <w:t>鹿单只成本高、繁殖低，数量平台应低于鸡；两群资源不复制。</w:t>
+            </w:r>
+          </w:p>
+        </w:tc>
+        <w:tc>
+          <w:tcPr>
+            <w:tcW w:type="dxa" w:w="4252"/>
+            <w:vAlign w:val="center"/>
+            <w:shd w:fill="F6F8FA"/>
+          </w:tcPr>
+          <w:p>
+            <w:r>
+              <w:rPr>
+                <w:rFonts w:ascii="宋体" w:hAnsi="宋体"/>
+                <w:sz w:val="17"/>
+              </w:rPr>
+              <w:t>鸡 5,000、鹿 200、R=100,000，200 日后鸡 10,016、鹿 205；R=10,000 时鸡 455、鹿 80，库存约 61,601。</w:t>
+            </w:r>
+          </w:p>
+        </w:tc>
+      </w:tr>
+      <w:tr>
+        <w:tc>
+          <w:tcPr>
+            <w:tcW w:type="dxa" w:w="1757"/>
+            <w:vAlign w:val="center"/>
+          </w:tcPr>
+          <w:p>
+            <w:r>
+              <w:rPr>
+                <w:rFonts w:ascii="宋体" w:hAnsi="宋体"/>
+                <w:sz w:val="17"/>
+              </w:rPr>
               <w:t>断粮或极端超载</w:t>
             </w:r>
           </w:p>
@@ -19600,7 +19649,6 @@
           <w:tcPr>
             <w:tcW w:type="dxa" w:w="3628"/>
             <w:vAlign w:val="center"/>
-            <w:shd w:fill="F6F8FA"/>
           </w:tcPr>
           <w:p>
             <w:r>
@@ -19616,7 +19664,6 @@
           <w:tcPr>
             <w:tcW w:type="dxa" w:w="4252"/>
             <w:vAlign w:val="center"/>
-            <w:shd w:fill="F6F8FA"/>
           </w:tcPr>
           <w:p>
             <w:r>

--- a/Darwin's farm/游戏策划案v4.5.docx
+++ b/Darwin's farm/游戏策划案v4.5.docx
@@ -38,13 +38,11 @@
       </w:r>
     </w:p>
     <w:p>
-      <w:pPr/>
       <w:r>
         <w:t>V4.5 变更摘要　1 秒／天基础与 1x、2x、4x 切换；成年耗食决定出生减速，实际幼体再进入资源账本；当前种群达到环境容纳量 90% 才可原地分化；每天单项单方向变异；预设物种按模板、真实食物与连续合格日转化。</w:t>
       </w:r>
     </w:p>
     <w:p>
-      <w:pPr/>
       <w:r>
         <w:t>实现口径　陆地模型与生态日志已接入，WhiteBox 从一群鸡开始。鸡→鹿的调参离线正例已出现；鹿→狸猫、鹿→猛鹿、狸猫→雀狮的模板和食物资格已做局部验证。计入玩家操作后 15 分钟出现四种新生物、全链长期平衡以及水域天空生态仍需实机验收。</w:t>
       </w:r>
@@ -137,12 +135,6 @@
             <w:insideH w:val="single" w:color="D9D9D9" w:sz="4" w:space="0"/>
             <w:insideV w:val="single" w:color="D9D9D9" w:sz="4" w:space="0"/>
           </w:tblBorders>
-          <w:tblCellMar>
-            <w:top w:w="0" w:type="dxa"/>
-            <w:left w:w="108" w:type="dxa"/>
-            <w:bottom w:w="0" w:type="dxa"/>
-            <w:right w:w="108" w:type="dxa"/>
-          </w:tblCellMar>
         </w:tblPrEx>
         <w:trPr>
           <w:tblHeader/>
@@ -522,12 +514,6 @@
             <w:insideH w:val="single" w:color="D9D9D9" w:sz="4" w:space="0"/>
             <w:insideV w:val="single" w:color="D9D9D9" w:sz="4" w:space="0"/>
           </w:tblBorders>
-          <w:tblCellMar>
-            <w:top w:w="0" w:type="dxa"/>
-            <w:left w:w="108" w:type="dxa"/>
-            <w:bottom w:w="0" w:type="dxa"/>
-            <w:right w:w="108" w:type="dxa"/>
-          </w:tblCellMar>
         </w:tblPrEx>
         <w:trPr>
           <w:tblHeader/>
@@ -1827,12 +1813,6 @@
             <w:insideH w:val="single" w:color="D9D9D9" w:sz="4" w:space="0"/>
             <w:insideV w:val="single" w:color="D9D9D9" w:sz="4" w:space="0"/>
           </w:tblBorders>
-          <w:tblCellMar>
-            <w:top w:w="0" w:type="dxa"/>
-            <w:left w:w="108" w:type="dxa"/>
-            <w:bottom w:w="0" w:type="dxa"/>
-            <w:right w:w="108" w:type="dxa"/>
-          </w:tblCellMar>
         </w:tblPrEx>
         <w:trPr>
           <w:tblHeader/>
@@ -4166,6 +4146,7 @@
               <w:spacing w:after="40" w:line="269" w:lineRule="auto"/>
               <w:jc w:val="left"/>
             </w:pPr>
+            <w:bookmarkStart w:id="0" w:name="_GoBack" w:colFirst="1" w:colLast="6"/>
             <w:r>
               <w:rPr>
                 <w:rFonts w:ascii="宋体" w:hAnsi="宋体"/>
@@ -5428,6 +5409,7 @@
           </w:p>
         </w:tc>
       </w:tr>
+      <w:bookmarkEnd w:id="0"/>
     </w:tbl>
     <w:p>
       <w:pPr>
@@ -5556,7 +5538,7 @@
             <w:pPr>
               <w:keepNext/>
               <w:spacing w:after="40" w:line="269" w:lineRule="auto"/>
-              <w:jc w:val="left"/>
+              <w:jc w:val="center"/>
             </w:pPr>
             <w:r>
               <w:rPr>
@@ -5723,7 +5705,7 @@
             <w:pPr>
               <w:keepNext/>
               <w:spacing w:after="40" w:line="269" w:lineRule="auto"/>
-              <w:jc w:val="left"/>
+              <w:jc w:val="center"/>
             </w:pPr>
             <w:r>
               <w:rPr>
@@ -5885,7 +5867,7 @@
             <w:pPr>
               <w:keepNext/>
               <w:spacing w:after="40" w:line="269" w:lineRule="auto"/>
-              <w:jc w:val="left"/>
+              <w:jc w:val="center"/>
             </w:pPr>
             <w:r>
               <w:rPr>
@@ -6046,7 +6028,7 @@
           <w:p>
             <w:pPr>
               <w:spacing w:after="40" w:line="269" w:lineRule="auto"/>
-              <w:jc w:val="left"/>
+              <w:jc w:val="center"/>
             </w:pPr>
             <w:r>
               <w:rPr>
@@ -6203,7 +6185,7 @@
           <w:p>
             <w:pPr>
               <w:spacing w:after="40" w:line="269" w:lineRule="auto"/>
-              <w:jc w:val="left"/>
+              <w:jc w:val="center"/>
             </w:pPr>
             <w:r>
               <w:rPr>
@@ -6360,7 +6342,7 @@
           <w:p>
             <w:pPr>
               <w:spacing w:after="40" w:line="269" w:lineRule="auto"/>
-              <w:jc w:val="left"/>
+              <w:jc w:val="center"/>
             </w:pPr>
             <w:r>
               <w:rPr>
@@ -6517,7 +6499,7 @@
           <w:p>
             <w:pPr>
               <w:spacing w:after="40" w:line="269" w:lineRule="auto"/>
-              <w:jc w:val="left"/>
+              <w:jc w:val="center"/>
             </w:pPr>
             <w:r>
               <w:rPr>
@@ -6674,7 +6656,7 @@
           <w:p>
             <w:pPr>
               <w:spacing w:after="40" w:line="269" w:lineRule="auto"/>
-              <w:jc w:val="left"/>
+              <w:jc w:val="center"/>
             </w:pPr>
             <w:r>
               <w:rPr>
@@ -6831,7 +6813,7 @@
           <w:p>
             <w:pPr>
               <w:spacing w:after="40" w:line="269" w:lineRule="auto"/>
-              <w:jc w:val="left"/>
+              <w:jc w:val="center"/>
             </w:pPr>
             <w:r>
               <w:rPr>
@@ -6988,7 +6970,7 @@
           <w:p>
             <w:pPr>
               <w:spacing w:after="40" w:line="269" w:lineRule="auto"/>
-              <w:jc w:val="left"/>
+              <w:jc w:val="center"/>
             </w:pPr>
             <w:r>
               <w:rPr>
@@ -7145,7 +7127,7 @@
           <w:p>
             <w:pPr>
               <w:spacing w:after="40" w:line="269" w:lineRule="auto"/>
-              <w:jc w:val="left"/>
+              <w:jc w:val="center"/>
             </w:pPr>
             <w:r>
               <w:rPr>
@@ -7302,7 +7284,7 @@
           <w:p>
             <w:pPr>
               <w:spacing w:after="40" w:line="269" w:lineRule="auto"/>
-              <w:jc w:val="left"/>
+              <w:jc w:val="center"/>
             </w:pPr>
             <w:r>
               <w:rPr>
@@ -7459,7 +7441,7 @@
           <w:p>
             <w:pPr>
               <w:spacing w:after="40" w:line="269" w:lineRule="auto"/>
-              <w:jc w:val="left"/>
+              <w:jc w:val="center"/>
             </w:pPr>
             <w:r>
               <w:rPr>
@@ -7616,7 +7598,7 @@
           <w:p>
             <w:pPr>
               <w:spacing w:after="40" w:line="269" w:lineRule="auto"/>
-              <w:jc w:val="left"/>
+              <w:jc w:val="center"/>
             </w:pPr>
             <w:r>
               <w:rPr>
@@ -7773,7 +7755,7 @@
           <w:p>
             <w:pPr>
               <w:spacing w:after="40" w:line="269" w:lineRule="auto"/>
-              <w:jc w:val="left"/>
+              <w:jc w:val="center"/>
             </w:pPr>
             <w:r>
               <w:rPr>
@@ -7930,7 +7912,7 @@
           <w:p>
             <w:pPr>
               <w:spacing w:after="40" w:line="269" w:lineRule="auto"/>
-              <w:jc w:val="left"/>
+              <w:jc w:val="center"/>
             </w:pPr>
             <w:r>
               <w:rPr>
@@ -8087,7 +8069,7 @@
           <w:p>
             <w:pPr>
               <w:spacing w:after="40" w:line="269" w:lineRule="auto"/>
-              <w:jc w:val="left"/>
+              <w:jc w:val="center"/>
             </w:pPr>
             <w:r>
               <w:rPr>
@@ -8195,6 +8177,7 @@
           <w:p>
             <w:pPr>
               <w:spacing w:after="40" w:line="269" w:lineRule="auto"/>
+              <w:jc w:val="center"/>
             </w:pPr>
             <w:r>
               <w:rPr>
@@ -8243,7 +8226,7 @@
           <w:p>
             <w:pPr>
               <w:spacing w:after="40" w:line="269" w:lineRule="auto"/>
-              <w:jc w:val="left"/>
+              <w:jc w:val="center"/>
             </w:pPr>
             <w:r>
               <w:rPr>
@@ -8400,7 +8383,7 @@
           <w:p>
             <w:pPr>
               <w:spacing w:after="40" w:line="269" w:lineRule="auto"/>
-              <w:jc w:val="left"/>
+              <w:jc w:val="center"/>
             </w:pPr>
             <w:r>
               <w:rPr>
@@ -8557,7 +8540,7 @@
           <w:p>
             <w:pPr>
               <w:spacing w:after="40" w:line="269" w:lineRule="auto"/>
-              <w:jc w:val="left"/>
+              <w:jc w:val="center"/>
             </w:pPr>
             <w:r>
               <w:rPr>
@@ -8714,7 +8697,7 @@
           <w:p>
             <w:pPr>
               <w:spacing w:after="40" w:line="269" w:lineRule="auto"/>
-              <w:jc w:val="left"/>
+              <w:jc w:val="center"/>
             </w:pPr>
             <w:r>
               <w:rPr>
@@ -8871,7 +8854,7 @@
           <w:p>
             <w:pPr>
               <w:spacing w:after="40" w:line="269" w:lineRule="auto"/>
-              <w:jc w:val="left"/>
+              <w:jc w:val="center"/>
             </w:pPr>
             <w:r>
               <w:rPr>
@@ -9028,7 +9011,7 @@
           <w:p>
             <w:pPr>
               <w:spacing w:after="40" w:line="269" w:lineRule="auto"/>
-              <w:jc w:val="left"/>
+              <w:jc w:val="center"/>
             </w:pPr>
             <w:r>
               <w:rPr>
@@ -9136,6 +9119,7 @@
           <w:p>
             <w:pPr>
               <w:spacing w:after="40" w:line="269" w:lineRule="auto"/>
+              <w:jc w:val="center"/>
             </w:pPr>
             <w:r>
               <w:rPr>
@@ -9184,7 +9168,7 @@
           <w:p>
             <w:pPr>
               <w:spacing w:after="40" w:line="269" w:lineRule="auto"/>
-              <w:jc w:val="left"/>
+              <w:jc w:val="center"/>
             </w:pPr>
             <w:r>
               <w:rPr>
@@ -9341,7 +9325,7 @@
           <w:p>
             <w:pPr>
               <w:spacing w:after="40" w:line="269" w:lineRule="auto"/>
-              <w:jc w:val="left"/>
+              <w:jc w:val="center"/>
             </w:pPr>
             <w:r>
               <w:rPr>
@@ -9568,7 +9552,7 @@
     <w:p>
       <w:pPr>
         <w:widowControl/>
-        <w:spacing w:after="120" w:line="276" w:lineRule="auto" w:before="80"/>
+        <w:spacing w:before="80" w:after="120" w:line="276" w:lineRule="auto"/>
         <w:jc w:val="center"/>
       </w:pPr>
       <m:oMathPara>
@@ -12588,6 +12572,12 @@
             <w:insideH w:val="single" w:color="D9D9D9" w:sz="4" w:space="0"/>
             <w:insideV w:val="single" w:color="D9D9D9" w:sz="4" w:space="0"/>
           </w:tblBorders>
+          <w:tblCellMar>
+            <w:top w:w="85" w:type="dxa"/>
+            <w:left w:w="95" w:type="dxa"/>
+            <w:bottom w:w="85" w:type="dxa"/>
+            <w:right w:w="95" w:type="dxa"/>
+          </w:tblCellMar>
         </w:tblPrEx>
         <w:trPr>
           <w:cantSplit/>
@@ -13301,7 +13291,7 @@
     <w:p>
       <w:pPr>
         <w:widowControl/>
-        <w:spacing w:after="120" w:line="276" w:lineRule="auto" w:before="80"/>
+        <w:spacing w:before="80" w:after="120" w:line="276" w:lineRule="auto"/>
         <w:jc w:val="center"/>
       </w:pPr>
       <m:oMathPara>
@@ -13430,7 +13420,7 @@
     <w:p>
       <w:pPr>
         <w:widowControl/>
-        <w:spacing w:after="120" w:line="276" w:lineRule="auto" w:before="80"/>
+        <w:spacing w:before="80" w:after="120" w:line="276" w:lineRule="auto"/>
         <w:jc w:val="center"/>
       </w:pPr>
       <m:oMathPara>
@@ -14263,13 +14253,11 @@
       </w:r>
     </w:p>
     <w:p>
-      <w:pPr/>
       <w:r>
         <w:t>通俗解释　库存回答今天能缓冲多少，日恢复量回答长期每天能再长多少。稳态不能靠无限透支库存维持。</w:t>
       </w:r>
     </w:p>
     <w:p>
-      <w:pPr/>
       <w:r>
         <w:t>规则　单格植物容量 B 默认 1,000,000。每日先增长，再计算可供摄食的预算；真实消耗只从一份库存扣除。R 为当日潜在恢复量，S 为增长前库存。</w:t>
       </w:r>
@@ -14314,7 +14302,6 @@
       </w:r>
     </w:p>
     <w:p>
-      <w:pPr/>
       <w:r>
         <w:t>默认 α=0.1、β=0.1。库存下限 L 是随剩余库存变动的软下限；R=0 时允许短暂吃空。正恢复量下遭遇极端超载，库存仍可跌破容量的 10%，因此不能把 10% 当硬保底。</w:t>
       </w:r>
@@ -14328,7 +14315,6 @@
       </w:r>
     </w:p>
     <w:p>
-      <w:pPr/>
       <w:r>
         <w:t>计算与设计　植食者环境容纳量 K_env 是本格日恢复量扣除其他植食种群成年耗食后，可供当前种群成年个体的估计人数。它随竞争者、体型和运动变化；当日食物份额 k 则来自实际分配。</w:t>
       </w:r>
@@ -14347,7 +14333,6 @@
       </w:r>
     </w:p>
     <w:p>
-      <w:pPr/>
       <w:r>
         <w:t>玩家影响与示例　补库存可救急，增加 R 才能提高长期供给；鹿与鸡同地时，鹿的成年成本占用鸡可用的日恢复量，反之亦然。分化检查比较当前种群 Nᵢ 与自己的 K_env,i。</w:t>
       </w:r>
@@ -14369,7 +14354,6 @@
       </w:r>
     </w:p>
     <w:p>
-      <w:pPr/>
       <w:r>
         <w:t>物种模板保存基准温湿、运动、体型、繁殖、营养级、猎物和进化连接；本地种群保存当前平均性状、数量、余量、储备、历史与冷却。普通变异不直接改变物种或营养级。</w:t>
       </w:r>
@@ -14409,13 +14393,11 @@
       </w:r>
     </w:p>
     <w:p>
-      <w:pPr/>
       <w:r>
         <w:t>默认运动耗食 cₘ=0.4，幼体耗食 c₁=0.4、c₂=0.045。F 同时影响预期出生、植物竞争权重与气候失配死亡。气候不变时降低 F 不应靠减少假想幼体来提高自身评分。</w:t>
       </w:r>
     </w:p>
     <w:p>
-      <w:pPr/>
       <w:r>
         <w:t>玩家影响与示例　温湿 68/68、种群适温适湿均为 68/68 时 F=1；若适温改为 67，F 降低，且失配死亡增加。体型增大提高成年和幼体耗食，但可降低寒冷死亡并改变捕猎、被捕风险。</w:t>
       </w:r>
@@ -14437,7 +14419,6 @@
       </w:r>
     </w:p>
     <w:p>
-      <w:pPr/>
       <w:r>
         <w:t>通俗解释　先用已经活着的成年群体测密度，再把被减速的预计幼体计入需求。鸡、鹿以及同种大小分支都从同一植物预算取食。</w:t>
       </w:r>
@@ -14469,7 +14450,6 @@
       </w:r>
     </w:p>
     <w:p>
-      <w:pPr/>
       <w:r>
         <w:t>默认出生系数 r=0.1、减速起点 θ=0.5。分配权重以成年耗食、适应 F、运动觅食增益及群落压力计算；按需求封顶并重复分配未用额度。小体型高繁殖与大体型低繁殖的互压系数默认 0.5，但植物始终只有一份。</w:t>
       </w:r>
@@ -14488,7 +14468,6 @@
       </w:r>
     </w:p>
     <w:p>
-      <w:pPr/>
       <w:r>
         <w:t>默认觅食增益 g=0.002、竞争压力 c=2。当前实现没有强制 wᵢ 非负；把 g 调至 0.06 且 m=0 会让权重变负，出现满仓却吃不到草的违和结果。该参数范围需限制，见第 15 章。</w:t>
       </w:r>
@@ -14502,7 +14481,6 @@
       </w:r>
     </w:p>
     <w:p>
-      <w:pPr/>
       <w:r>
         <w:t>一级猎手只吃模板列出的合法植食猎物，二级猎手可吃模板列出的合法低级猎物；鹿与鸡都可被狸猫捕食，猛鹿只吃鸡，雀狮可吃鸡、鹿、狸猫和猛鹿。猎手按偏好在多个猎物之间分配一次狩猎努力；所有猎手对同一活体账本结算，不能重复扣猎物。</w:t>
       </w:r>
@@ -14547,13 +14525,11 @@
       </w:r>
     </w:p>
     <w:p>
-      <w:pPr/>
       <w:r>
         <w:t>默认基础捕获率 p₀=0.5、追赶尺度 cₕ=40、猎物体型能量 e=30。实际捕食受活体数量、猎手需求与储备缺口限制；猎手储备最多保留约 10 日成年耗食。</w:t>
       </w:r>
     </w:p>
     <w:p>
-      <w:pPr/>
       <w:r>
         <w:t>可持续猎物供给读取最近 10 日的猎物出生减自然死亡记录，扣除其他猎手对共享猎物的需求。捕食者 K_env 是剩余持续猎物能量除以自身成年耗食，属于估计值，不能把今天能猎到的活体库存当永久补给。</w:t>
       </w:r>
@@ -14575,7 +14551,6 @@
       </w:r>
     </w:p>
     <w:p>
-      <w:pPr/>
       <w:r>
         <w:t>规则　捕食先扣活体；剩余群体按真实分得食物计算饱食 I。植物预算中的预计幼体成本不等于实际出生，实际出生还乘 I。植食者出生乘 b；猎手不使用植物密度倍率。</w:t>
       </w:r>
@@ -14607,7 +14582,6 @@
       </w:r>
     </w:p>
     <w:p>
-      <w:pPr/>
       <w:r>
         <w:t>默认饥饿死亡 dₛ=0.6、寒冷死亡 dₜ=0.005、气候失配死亡 dₘ=0.01、高生育生理负担死亡 dᵣ=0.012。没有旧版独立的密度死亡和超载死亡项；密度首先压低出生，缺粮再造成饥饿死亡。</w:t>
       </w:r>
@@ -14626,7 +14600,6 @@
       </w:r>
     </w:p>
     <w:p>
-      <w:pPr/>
       <w:r>
         <w:t>出生与死亡小数分别结转；当天累计死亡压力上限为结算前活体数，全灭后不留下可误杀后来迁入个体的死亡债。濒危少于 10 只连续 10 日后本地注销，全球物种解锁记录仍独立。</w:t>
       </w:r>
@@ -14648,7 +14621,6 @@
       </w:r>
     </w:p>
     <w:p>
-      <w:pPr/>
       <w:r>
         <w:t>每群默认每日评估一次，步长 1。适温、适湿、运动、体型、繁殖各试 ±1，重算候选净增长；一次最多选择一项和一个方向，只有正收益才变化，并记录最近实际变异效果。分化后的大小支有体型与繁殖锚点，普通日变异不能抹平两条策略。</w:t>
       </w:r>
@@ -14667,7 +14639,6 @@
       </w:r>
     </w:p>
     <w:p>
-      <w:pPr/>
       <w:r>
         <w:t>邻地有空食物、气候合适且尚无同物种居民时，运动增加候选可获得额外吸引收益。邻地已经有同种群体时不提供这项吸引；运动仍可能因觅食或躲避捕食而独立变异。</w:t>
       </w:r>
@@ -14681,7 +14652,6 @@
       </w:r>
     </w:p>
     <w:p>
-      <w:pPr/>
       <w:r>
         <w:t>候选当前群须超过 200 只、最近 10 日平均吃饱率达到 0.95、N≥0.9K_env、当地没有另一支同物种、地块不超过三群且未在 300 日冷却中。大小分支分别朝大体型低繁殖与小体型高繁殖；分完各至少 10 只，人数守恒。分支后总需求还须不超过 1.2 倍持续资源且库存不少于三日需求。</w:t>
       </w:r>
@@ -14708,7 +14678,6 @@
       </w:r>
     </w:p>
     <w:p>
-      <w:pPr/>
       <w:r>
         <w:t>进化网直接连接可双向读取；当前五个模板均为陆地，白盒场景会注册全部五种。鸡连接鹿与狸猫；鹿连接鸡、狸猫、猛鹿；狸猫连接鸡、鹿、猛鹿、雀狮；猛鹿连接鹿、狸猫、雀狮；雀狮连接狸猫、猛鹿。连接只给候选资格，不保证转化，五项性状与食物门槛仍须通过。来源五项性状须分别在目标模板 ±5 内，目标物种在同格尚不存在；候选模板须通过当日食物满足率 0.9、持续补给满足率 0.8。捕食目标还需猎物补充覆盖其需求 0.8。普通转化抽取来源 10%、至少 10、最多 100；本地分化成对时整支转化，保留另一支。</w:t>
       </w:r>
@@ -14727,7 +14696,6 @@
       </w:r>
     </w:p>
     <w:p>
-      <w:pPr/>
       <w:r>
         <w:t>普通目标连续 5 日合格才转化；四群且非整支转化时需 10 日。成功后 50 日冷却。转化使用目标物种模板性状、营养级和合法食谱，不凭空创造猎物；日志和原有事件接口记录转化。</w:t>
       </w:r>
@@ -14749,7 +14717,6 @@
       </w:r>
     </w:p>
     <w:p>
-      <w:pPr/>
       <w:r>
         <w:t>每 7 日尝试普通迁徙。只看邻接陆格，海拔差大于 1 阻断；平地要求运动 &gt;30，一级高差要求 &gt;60。目标已有同物种时不提供吸引，也不成为自然迁徙目的地。吸引用目标剩余食物、迁入成年需求、源目标气候连续性和目标适应度计算。</w:t>
       </w:r>
@@ -14781,13 +14748,11 @@
       </w:r>
     </w:p>
     <w:p>
-      <w:pPr/>
       <w:r>
         <w:t>普通迁徙人数为来源约 10%、至少 10、最多 100，且不能超过来源活体；一次检查最多成功一个目的地。已到五群且需新增条目时拒绝。手动迁入按既有接口同种合并，并合并人数与性状；迁入不复制个体。</w:t>
       </w:r>
     </w:p>
     <w:p>
-      <w:pPr/>
       <w:r>
         <w:t>实现边界　水域、天空与跨生态位旧路径尚未连接到本版陆地日循环。相关路线与经济章节保留设计意图，不应当成已实现规则。</w:t>
       </w:r>
@@ -17777,6 +17742,12 @@
             <w:insideH w:val="single" w:color="D9D9D9" w:sz="4" w:space="0"/>
             <w:insideV w:val="single" w:color="D9D9D9" w:sz="4" w:space="0"/>
           </w:tblBorders>
+          <w:tblCellMar>
+            <w:top w:w="0" w:type="dxa"/>
+            <w:left w:w="108" w:type="dxa"/>
+            <w:bottom w:w="0" w:type="dxa"/>
+            <w:right w:w="108" w:type="dxa"/>
+          </w:tblCellMar>
         </w:tblPrEx>
         <w:trPr>
           <w:tblHeader/>
@@ -19222,13 +19193,11 @@
       </w:r>
     </w:p>
     <w:p>
-      <w:pPr/>
       <w:r>
         <w:t>模型负责环境、植物、人口、食物网、性状和转化；控制器提交操作与同步地图；界面读取快照和既有迁徙、原地分化、转化事件。JSONL 字段名及数据传出接口保持稳定，新增 Console 的 Ecology 日志用于定位事件。速度按钮显示 1x、2x、4x。</w:t>
       </w:r>
     </w:p>
     <w:p>
-      <w:pPr/>
       <w:r>
         <w:t>当前陆地日循环按环境先写入、植物增长、猎物捕杀、植物分配、人口结算、单项变异、濒危注销、原地分化、预设物种转化、迁徙与快照更新执行。环境容纳量 K_env 与导出当日 k 的语义不同，界面应明确标识。</w:t>
       </w:r>
@@ -19242,7 +19211,6 @@
       </w:r>
     </w:p>
     <w:p>
-      <w:pPr/>
       <w:r>
         <w:t>第 1～5、12～13 章保留地图、科技、经济和未来跨生境设计；第 6～11 章为当前陆地模型口径。水格当前跳过陆地生命循环；生态位转换旧入口未由 SimulateDay 调用。水域、天空、完整账户、随机事件和存档各自需要接入及验收。</w:t>
       </w:r>
@@ -19264,7 +19232,6 @@
       </w:r>
     </w:p>
     <w:p>
-      <w:pPr/>
       <w:r>
         <w:t>以下自测使用当前源文件在独立临时工程运行，不改仓库代码。数值是指定输入的结果；当玩家改变环境、资源与迁徙路线时，结果可以不同。完整目标按玩家实际操作计时。</w:t>
       </w:r>
@@ -19272,10 +19239,23 @@
     <w:tbl>
       <w:tblPr>
         <w:tblStyle w:val="34"/>
-        <w:tblW w:type="auto" w:w="0"/>
+        <w:tblW w:w="0" w:type="auto"/>
         <w:jc w:val="center"/>
+        <w:tblBorders>
+          <w:top w:val="single" w:color="auto" w:sz="4" w:space="0"/>
+          <w:left w:val="single" w:color="auto" w:sz="4" w:space="0"/>
+          <w:bottom w:val="single" w:color="auto" w:sz="4" w:space="0"/>
+          <w:right w:val="single" w:color="auto" w:sz="4" w:space="0"/>
+          <w:insideH w:val="single" w:color="auto" w:sz="4" w:space="0"/>
+          <w:insideV w:val="single" w:color="auto" w:sz="4" w:space="0"/>
+        </w:tblBorders>
         <w:tblLayout w:type="fixed"/>
-        <w:tblLook w:firstColumn="1" w:firstRow="1" w:lastColumn="0" w:lastRow="0" w:noHBand="0" w:noVBand="1" w:val="04A0"/>
+        <w:tblCellMar>
+          <w:top w:w="0" w:type="dxa"/>
+          <w:left w:w="108" w:type="dxa"/>
+          <w:bottom w:w="0" w:type="dxa"/>
+          <w:right w:w="108" w:type="dxa"/>
+        </w:tblCellMar>
       </w:tblPr>
       <w:tblGrid>
         <w:gridCol w:w="3213"/>
@@ -19283,14 +19263,31 @@
         <w:gridCol w:w="3213"/>
       </w:tblGrid>
       <w:tr>
+        <w:tblPrEx>
+          <w:tblBorders>
+            <w:top w:val="single" w:color="auto" w:sz="4" w:space="0"/>
+            <w:left w:val="single" w:color="auto" w:sz="4" w:space="0"/>
+            <w:bottom w:val="single" w:color="auto" w:sz="4" w:space="0"/>
+            <w:right w:val="single" w:color="auto" w:sz="4" w:space="0"/>
+            <w:insideH w:val="single" w:color="auto" w:sz="4" w:space="0"/>
+            <w:insideV w:val="single" w:color="auto" w:sz="4" w:space="0"/>
+          </w:tblBorders>
+          <w:tblCellMar>
+            <w:top w:w="0" w:type="dxa"/>
+            <w:left w:w="108" w:type="dxa"/>
+            <w:bottom w:w="0" w:type="dxa"/>
+            <w:right w:w="108" w:type="dxa"/>
+          </w:tblCellMar>
+        </w:tblPrEx>
         <w:trPr>
-          <w:tblHeader w:val="true"/>
+          <w:tblHeader/>
+          <w:jc w:val="center"/>
         </w:trPr>
         <w:tc>
           <w:tcPr>
-            <w:tcW w:type="dxa" w:w="1757"/>
-            <w:vAlign w:val="center"/>
-            <w:shd w:fill="E7EDF4"/>
+            <w:tcW w:w="1757" w:type="dxa"/>
+            <w:shd w:val="clear" w:color="auto" w:fill="E7EDF4"/>
+            <w:vAlign w:val="center"/>
           </w:tcPr>
           <w:p>
             <w:r>
@@ -19305,9 +19302,9 @@
         </w:tc>
         <w:tc>
           <w:tcPr>
-            <w:tcW w:type="dxa" w:w="3628"/>
-            <w:vAlign w:val="center"/>
-            <w:shd w:fill="E7EDF4"/>
+            <w:tcW w:w="3628" w:type="dxa"/>
+            <w:shd w:val="clear" w:color="auto" w:fill="E7EDF4"/>
+            <w:vAlign w:val="center"/>
           </w:tcPr>
           <w:p>
             <w:r>
@@ -19322,9 +19319,9 @@
         </w:tc>
         <w:tc>
           <w:tcPr>
-            <w:tcW w:type="dxa" w:w="4252"/>
-            <w:vAlign w:val="center"/>
-            <w:shd w:fill="E7EDF4"/>
+            <w:tcW w:w="4252" w:type="dxa"/>
+            <w:shd w:val="clear" w:color="auto" w:fill="E7EDF4"/>
+            <w:vAlign w:val="center"/>
           </w:tcPr>
           <w:p>
             <w:r>
@@ -19339,9 +19336,28 @@
         </w:tc>
       </w:tr>
       <w:tr>
-        <w:tc>
-          <w:tcPr>
-            <w:tcW w:type="dxa" w:w="1757"/>
+        <w:tblPrEx>
+          <w:tblBorders>
+            <w:top w:val="single" w:color="auto" w:sz="4" w:space="0"/>
+            <w:left w:val="single" w:color="auto" w:sz="4" w:space="0"/>
+            <w:bottom w:val="single" w:color="auto" w:sz="4" w:space="0"/>
+            <w:right w:val="single" w:color="auto" w:sz="4" w:space="0"/>
+            <w:insideH w:val="single" w:color="auto" w:sz="4" w:space="0"/>
+            <w:insideV w:val="single" w:color="auto" w:sz="4" w:space="0"/>
+          </w:tblBorders>
+          <w:tblCellMar>
+            <w:top w:w="0" w:type="dxa"/>
+            <w:left w:w="108" w:type="dxa"/>
+            <w:bottom w:w="0" w:type="dxa"/>
+            <w:right w:w="108" w:type="dxa"/>
+          </w:tblCellMar>
+        </w:tblPrEx>
+        <w:trPr>
+          <w:jc w:val="center"/>
+        </w:trPr>
+        <w:tc>
+          <w:tcPr>
+            <w:tcW w:w="1757" w:type="dxa"/>
             <w:vAlign w:val="center"/>
           </w:tcPr>
           <w:p>
@@ -19356,7 +19372,7 @@
         </w:tc>
         <w:tc>
           <w:tcPr>
-            <w:tcW w:type="dxa" w:w="3628"/>
+            <w:tcW w:w="3628" w:type="dxa"/>
             <w:vAlign w:val="center"/>
           </w:tcPr>
           <w:p>
@@ -19371,7 +19387,7 @@
         </w:tc>
         <w:tc>
           <w:tcPr>
-            <w:tcW w:type="dxa" w:w="4252"/>
+            <w:tcW w:w="4252" w:type="dxa"/>
             <w:vAlign w:val="center"/>
           </w:tcPr>
           <w:p>
@@ -19386,11 +19402,30 @@
         </w:tc>
       </w:tr>
       <w:tr>
-        <w:tc>
-          <w:tcPr>
-            <w:tcW w:type="dxa" w:w="1757"/>
-            <w:vAlign w:val="center"/>
-            <w:shd w:fill="F6F8FA"/>
+        <w:tblPrEx>
+          <w:tblBorders>
+            <w:top w:val="single" w:color="auto" w:sz="4" w:space="0"/>
+            <w:left w:val="single" w:color="auto" w:sz="4" w:space="0"/>
+            <w:bottom w:val="single" w:color="auto" w:sz="4" w:space="0"/>
+            <w:right w:val="single" w:color="auto" w:sz="4" w:space="0"/>
+            <w:insideH w:val="single" w:color="auto" w:sz="4" w:space="0"/>
+            <w:insideV w:val="single" w:color="auto" w:sz="4" w:space="0"/>
+          </w:tblBorders>
+          <w:tblCellMar>
+            <w:top w:w="0" w:type="dxa"/>
+            <w:left w:w="108" w:type="dxa"/>
+            <w:bottom w:w="0" w:type="dxa"/>
+            <w:right w:w="108" w:type="dxa"/>
+          </w:tblCellMar>
+        </w:tblPrEx>
+        <w:trPr>
+          <w:jc w:val="center"/>
+        </w:trPr>
+        <w:tc>
+          <w:tcPr>
+            <w:tcW w:w="1757" w:type="dxa"/>
+            <w:shd w:val="clear" w:color="auto" w:fill="F6F8FA"/>
+            <w:vAlign w:val="center"/>
           </w:tcPr>
           <w:p>
             <w:r>
@@ -19404,9 +19439,9 @@
         </w:tc>
         <w:tc>
           <w:tcPr>
-            <w:tcW w:type="dxa" w:w="3628"/>
-            <w:vAlign w:val="center"/>
-            <w:shd w:fill="F6F8FA"/>
+            <w:tcW w:w="3628" w:type="dxa"/>
+            <w:shd w:val="clear" w:color="auto" w:fill="F6F8FA"/>
+            <w:vAlign w:val="center"/>
           </w:tcPr>
           <w:p>
             <w:r>
@@ -19420,9 +19455,9 @@
         </w:tc>
         <w:tc>
           <w:tcPr>
-            <w:tcW w:type="dxa" w:w="4252"/>
-            <w:vAlign w:val="center"/>
-            <w:shd w:fill="F6F8FA"/>
+            <w:tcW w:w="4252" w:type="dxa"/>
+            <w:shd w:val="clear" w:color="auto" w:fill="F6F8FA"/>
+            <w:vAlign w:val="center"/>
           </w:tcPr>
           <w:p>
             <w:r>
@@ -19436,9 +19471,28 @@
         </w:tc>
       </w:tr>
       <w:tr>
-        <w:tc>
-          <w:tcPr>
-            <w:tcW w:type="dxa" w:w="1757"/>
+        <w:tblPrEx>
+          <w:tblBorders>
+            <w:top w:val="single" w:color="auto" w:sz="4" w:space="0"/>
+            <w:left w:val="single" w:color="auto" w:sz="4" w:space="0"/>
+            <w:bottom w:val="single" w:color="auto" w:sz="4" w:space="0"/>
+            <w:right w:val="single" w:color="auto" w:sz="4" w:space="0"/>
+            <w:insideH w:val="single" w:color="auto" w:sz="4" w:space="0"/>
+            <w:insideV w:val="single" w:color="auto" w:sz="4" w:space="0"/>
+          </w:tblBorders>
+          <w:tblCellMar>
+            <w:top w:w="0" w:type="dxa"/>
+            <w:left w:w="108" w:type="dxa"/>
+            <w:bottom w:w="0" w:type="dxa"/>
+            <w:right w:w="108" w:type="dxa"/>
+          </w:tblCellMar>
+        </w:tblPrEx>
+        <w:trPr>
+          <w:jc w:val="center"/>
+        </w:trPr>
+        <w:tc>
+          <w:tcPr>
+            <w:tcW w:w="1757" w:type="dxa"/>
             <w:vAlign w:val="center"/>
           </w:tcPr>
           <w:p>
@@ -19453,7 +19507,7 @@
         </w:tc>
         <w:tc>
           <w:tcPr>
-            <w:tcW w:type="dxa" w:w="3628"/>
+            <w:tcW w:w="3628" w:type="dxa"/>
             <w:vAlign w:val="center"/>
           </w:tcPr>
           <w:p>
@@ -19468,7 +19522,7 @@
         </w:tc>
         <w:tc>
           <w:tcPr>
-            <w:tcW w:type="dxa" w:w="4252"/>
+            <w:tcW w:w="4252" w:type="dxa"/>
             <w:vAlign w:val="center"/>
           </w:tcPr>
           <w:p>
@@ -19483,11 +19537,30 @@
         </w:tc>
       </w:tr>
       <w:tr>
-        <w:tc>
-          <w:tcPr>
-            <w:tcW w:type="dxa" w:w="1757"/>
-            <w:vAlign w:val="center"/>
-            <w:shd w:fill="F6F8FA"/>
+        <w:tblPrEx>
+          <w:tblBorders>
+            <w:top w:val="single" w:color="auto" w:sz="4" w:space="0"/>
+            <w:left w:val="single" w:color="auto" w:sz="4" w:space="0"/>
+            <w:bottom w:val="single" w:color="auto" w:sz="4" w:space="0"/>
+            <w:right w:val="single" w:color="auto" w:sz="4" w:space="0"/>
+            <w:insideH w:val="single" w:color="auto" w:sz="4" w:space="0"/>
+            <w:insideV w:val="single" w:color="auto" w:sz="4" w:space="0"/>
+          </w:tblBorders>
+          <w:tblCellMar>
+            <w:top w:w="0" w:type="dxa"/>
+            <w:left w:w="108" w:type="dxa"/>
+            <w:bottom w:w="0" w:type="dxa"/>
+            <w:right w:w="108" w:type="dxa"/>
+          </w:tblCellMar>
+        </w:tblPrEx>
+        <w:trPr>
+          <w:jc w:val="center"/>
+        </w:trPr>
+        <w:tc>
+          <w:tcPr>
+            <w:tcW w:w="1757" w:type="dxa"/>
+            <w:shd w:val="clear" w:color="auto" w:fill="F6F8FA"/>
+            <w:vAlign w:val="center"/>
           </w:tcPr>
           <w:p>
             <w:r>
@@ -19501,9 +19574,9 @@
         </w:tc>
         <w:tc>
           <w:tcPr>
-            <w:tcW w:type="dxa" w:w="3628"/>
-            <w:vAlign w:val="center"/>
-            <w:shd w:fill="F6F8FA"/>
+            <w:tcW w:w="3628" w:type="dxa"/>
+            <w:shd w:val="clear" w:color="auto" w:fill="F6F8FA"/>
+            <w:vAlign w:val="center"/>
           </w:tcPr>
           <w:p>
             <w:r>
@@ -19517,9 +19590,9 @@
         </w:tc>
         <w:tc>
           <w:tcPr>
-            <w:tcW w:type="dxa" w:w="4252"/>
-            <w:vAlign w:val="center"/>
-            <w:shd w:fill="F6F8FA"/>
+            <w:tcW w:w="4252" w:type="dxa"/>
+            <w:shd w:val="clear" w:color="auto" w:fill="F6F8FA"/>
+            <w:vAlign w:val="center"/>
           </w:tcPr>
           <w:p>
             <w:r>
@@ -19533,9 +19606,28 @@
         </w:tc>
       </w:tr>
       <w:tr>
-        <w:tc>
-          <w:tcPr>
-            <w:tcW w:type="dxa" w:w="1757"/>
+        <w:tblPrEx>
+          <w:tblBorders>
+            <w:top w:val="single" w:color="auto" w:sz="4" w:space="0"/>
+            <w:left w:val="single" w:color="auto" w:sz="4" w:space="0"/>
+            <w:bottom w:val="single" w:color="auto" w:sz="4" w:space="0"/>
+            <w:right w:val="single" w:color="auto" w:sz="4" w:space="0"/>
+            <w:insideH w:val="single" w:color="auto" w:sz="4" w:space="0"/>
+            <w:insideV w:val="single" w:color="auto" w:sz="4" w:space="0"/>
+          </w:tblBorders>
+          <w:tblCellMar>
+            <w:top w:w="0" w:type="dxa"/>
+            <w:left w:w="108" w:type="dxa"/>
+            <w:bottom w:w="0" w:type="dxa"/>
+            <w:right w:w="108" w:type="dxa"/>
+          </w:tblCellMar>
+        </w:tblPrEx>
+        <w:trPr>
+          <w:jc w:val="center"/>
+        </w:trPr>
+        <w:tc>
+          <w:tcPr>
+            <w:tcW w:w="1757" w:type="dxa"/>
             <w:vAlign w:val="center"/>
           </w:tcPr>
           <w:p>
@@ -19550,7 +19642,7 @@
         </w:tc>
         <w:tc>
           <w:tcPr>
-            <w:tcW w:type="dxa" w:w="3628"/>
+            <w:tcW w:w="3628" w:type="dxa"/>
             <w:vAlign w:val="center"/>
           </w:tcPr>
           <w:p>
@@ -19565,7 +19657,7 @@
         </w:tc>
         <w:tc>
           <w:tcPr>
-            <w:tcW w:type="dxa" w:w="4252"/>
+            <w:tcW w:w="4252" w:type="dxa"/>
             <w:vAlign w:val="center"/>
           </w:tcPr>
           <w:p>
@@ -19580,11 +19672,30 @@
         </w:tc>
       </w:tr>
       <w:tr>
-        <w:tc>
-          <w:tcPr>
-            <w:tcW w:type="dxa" w:w="1757"/>
-            <w:vAlign w:val="center"/>
-            <w:shd w:fill="F6F8FA"/>
+        <w:tblPrEx>
+          <w:tblBorders>
+            <w:top w:val="single" w:color="auto" w:sz="4" w:space="0"/>
+            <w:left w:val="single" w:color="auto" w:sz="4" w:space="0"/>
+            <w:bottom w:val="single" w:color="auto" w:sz="4" w:space="0"/>
+            <w:right w:val="single" w:color="auto" w:sz="4" w:space="0"/>
+            <w:insideH w:val="single" w:color="auto" w:sz="4" w:space="0"/>
+            <w:insideV w:val="single" w:color="auto" w:sz="4" w:space="0"/>
+          </w:tblBorders>
+          <w:tblCellMar>
+            <w:top w:w="0" w:type="dxa"/>
+            <w:left w:w="108" w:type="dxa"/>
+            <w:bottom w:w="0" w:type="dxa"/>
+            <w:right w:w="108" w:type="dxa"/>
+          </w:tblCellMar>
+        </w:tblPrEx>
+        <w:trPr>
+          <w:jc w:val="center"/>
+        </w:trPr>
+        <w:tc>
+          <w:tcPr>
+            <w:tcW w:w="1757" w:type="dxa"/>
+            <w:shd w:val="clear" w:color="auto" w:fill="F6F8FA"/>
+            <w:vAlign w:val="center"/>
           </w:tcPr>
           <w:p>
             <w:r>
@@ -19598,9 +19709,9 @@
         </w:tc>
         <w:tc>
           <w:tcPr>
-            <w:tcW w:type="dxa" w:w="3628"/>
-            <w:vAlign w:val="center"/>
-            <w:shd w:fill="F6F8FA"/>
+            <w:tcW w:w="3628" w:type="dxa"/>
+            <w:shd w:val="clear" w:color="auto" w:fill="F6F8FA"/>
+            <w:vAlign w:val="center"/>
           </w:tcPr>
           <w:p>
             <w:r>
@@ -19614,9 +19725,9 @@
         </w:tc>
         <w:tc>
           <w:tcPr>
-            <w:tcW w:type="dxa" w:w="4252"/>
-            <w:vAlign w:val="center"/>
-            <w:shd w:fill="F6F8FA"/>
+            <w:tcW w:w="4252" w:type="dxa"/>
+            <w:shd w:val="clear" w:color="auto" w:fill="F6F8FA"/>
+            <w:vAlign w:val="center"/>
           </w:tcPr>
           <w:p>
             <w:r>
@@ -19630,9 +19741,28 @@
         </w:tc>
       </w:tr>
       <w:tr>
-        <w:tc>
-          <w:tcPr>
-            <w:tcW w:type="dxa" w:w="1757"/>
+        <w:tblPrEx>
+          <w:tblBorders>
+            <w:top w:val="single" w:color="auto" w:sz="4" w:space="0"/>
+            <w:left w:val="single" w:color="auto" w:sz="4" w:space="0"/>
+            <w:bottom w:val="single" w:color="auto" w:sz="4" w:space="0"/>
+            <w:right w:val="single" w:color="auto" w:sz="4" w:space="0"/>
+            <w:insideH w:val="single" w:color="auto" w:sz="4" w:space="0"/>
+            <w:insideV w:val="single" w:color="auto" w:sz="4" w:space="0"/>
+          </w:tblBorders>
+          <w:tblCellMar>
+            <w:top w:w="0" w:type="dxa"/>
+            <w:left w:w="108" w:type="dxa"/>
+            <w:bottom w:w="0" w:type="dxa"/>
+            <w:right w:w="108" w:type="dxa"/>
+          </w:tblCellMar>
+        </w:tblPrEx>
+        <w:trPr>
+          <w:jc w:val="center"/>
+        </w:trPr>
+        <w:tc>
+          <w:tcPr>
+            <w:tcW w:w="1757" w:type="dxa"/>
             <w:vAlign w:val="center"/>
           </w:tcPr>
           <w:p>
@@ -19647,7 +19777,7 @@
         </w:tc>
         <w:tc>
           <w:tcPr>
-            <w:tcW w:type="dxa" w:w="3628"/>
+            <w:tcW w:w="3628" w:type="dxa"/>
             <w:vAlign w:val="center"/>
           </w:tcPr>
           <w:p>
@@ -19662,7 +19792,7 @@
         </w:tc>
         <w:tc>
           <w:tcPr>
-            <w:tcW w:type="dxa" w:w="4252"/>
+            <w:tcW w:w="4252" w:type="dxa"/>
             <w:vAlign w:val="center"/>
           </w:tcPr>
           <w:p>
@@ -19686,7 +19816,6 @@
       </w:r>
     </w:p>
     <w:p>
-      <w:pPr/>
       <w:r>
         <w:t>极端调参须同时满足数值有限、分配权重非负、人数和库存不为负。当前面板可暴露较宽的非负参数范围，下表列出已复现的失败输入；这些是现行规则缺口，不作为玩家应调到的推荐值。</w:t>
       </w:r>
@@ -19694,10 +19823,23 @@
     <w:tbl>
       <w:tblPr>
         <w:tblStyle w:val="34"/>
-        <w:tblW w:type="auto" w:w="0"/>
+        <w:tblW w:w="0" w:type="auto"/>
         <w:jc w:val="center"/>
+        <w:tblBorders>
+          <w:top w:val="single" w:color="auto" w:sz="4" w:space="0"/>
+          <w:left w:val="single" w:color="auto" w:sz="4" w:space="0"/>
+          <w:bottom w:val="single" w:color="auto" w:sz="4" w:space="0"/>
+          <w:right w:val="single" w:color="auto" w:sz="4" w:space="0"/>
+          <w:insideH w:val="single" w:color="auto" w:sz="4" w:space="0"/>
+          <w:insideV w:val="single" w:color="auto" w:sz="4" w:space="0"/>
+        </w:tblBorders>
         <w:tblLayout w:type="fixed"/>
-        <w:tblLook w:firstColumn="1" w:firstRow="1" w:lastColumn="0" w:lastRow="0" w:noHBand="0" w:noVBand="1" w:val="04A0"/>
+        <w:tblCellMar>
+          <w:top w:w="0" w:type="dxa"/>
+          <w:left w:w="108" w:type="dxa"/>
+          <w:bottom w:w="0" w:type="dxa"/>
+          <w:right w:w="108" w:type="dxa"/>
+        </w:tblCellMar>
       </w:tblPr>
       <w:tblGrid>
         <w:gridCol w:w="3213"/>
@@ -19705,14 +19847,25 @@
         <w:gridCol w:w="3213"/>
       </w:tblGrid>
       <w:tr>
+        <w:tblPrEx>
+          <w:tblBorders>
+            <w:top w:val="single" w:color="auto" w:sz="4" w:space="0"/>
+            <w:left w:val="single" w:color="auto" w:sz="4" w:space="0"/>
+            <w:bottom w:val="single" w:color="auto" w:sz="4" w:space="0"/>
+            <w:right w:val="single" w:color="auto" w:sz="4" w:space="0"/>
+            <w:insideH w:val="single" w:color="auto" w:sz="4" w:space="0"/>
+            <w:insideV w:val="single" w:color="auto" w:sz="4" w:space="0"/>
+          </w:tblBorders>
+        </w:tblPrEx>
         <w:trPr>
-          <w:tblHeader w:val="true"/>
+          <w:tblHeader/>
+          <w:jc w:val="center"/>
         </w:trPr>
         <w:tc>
           <w:tcPr>
-            <w:tcW w:type="dxa" w:w="680"/>
-            <w:vAlign w:val="center"/>
-            <w:shd w:fill="E7EDF4"/>
+            <w:tcW w:w="680" w:type="dxa"/>
+            <w:shd w:val="clear" w:color="auto" w:fill="E7EDF4"/>
+            <w:vAlign w:val="center"/>
           </w:tcPr>
           <w:p>
             <w:r>
@@ -19727,9 +19880,9 @@
         </w:tc>
         <w:tc>
           <w:tcPr>
-            <w:tcW w:type="dxa" w:w="3005"/>
-            <w:vAlign w:val="center"/>
-            <w:shd w:fill="E7EDF4"/>
+            <w:tcW w:w="3005" w:type="dxa"/>
+            <w:shd w:val="clear" w:color="auto" w:fill="E7EDF4"/>
+            <w:vAlign w:val="center"/>
           </w:tcPr>
           <w:p>
             <w:r>
@@ -19744,9 +19897,9 @@
         </w:tc>
         <w:tc>
           <w:tcPr>
-            <w:tcW w:type="dxa" w:w="5953"/>
-            <w:vAlign w:val="center"/>
-            <w:shd w:fill="E7EDF4"/>
+            <w:tcW w:w="5953" w:type="dxa"/>
+            <w:shd w:val="clear" w:color="auto" w:fill="E7EDF4"/>
+            <w:vAlign w:val="center"/>
           </w:tcPr>
           <w:p>
             <w:r>
@@ -19761,9 +19914,28 @@
         </w:tc>
       </w:tr>
       <w:tr>
-        <w:tc>
-          <w:tcPr>
-            <w:tcW w:type="dxa" w:w="680"/>
+        <w:tblPrEx>
+          <w:tblBorders>
+            <w:top w:val="single" w:color="auto" w:sz="4" w:space="0"/>
+            <w:left w:val="single" w:color="auto" w:sz="4" w:space="0"/>
+            <w:bottom w:val="single" w:color="auto" w:sz="4" w:space="0"/>
+            <w:right w:val="single" w:color="auto" w:sz="4" w:space="0"/>
+            <w:insideH w:val="single" w:color="auto" w:sz="4" w:space="0"/>
+            <w:insideV w:val="single" w:color="auto" w:sz="4" w:space="0"/>
+          </w:tblBorders>
+          <w:tblCellMar>
+            <w:top w:w="0" w:type="dxa"/>
+            <w:left w:w="108" w:type="dxa"/>
+            <w:bottom w:w="0" w:type="dxa"/>
+            <w:right w:w="108" w:type="dxa"/>
+          </w:tblCellMar>
+        </w:tblPrEx>
+        <w:trPr>
+          <w:jc w:val="center"/>
+        </w:trPr>
+        <w:tc>
+          <w:tcPr>
+            <w:tcW w:w="680" w:type="dxa"/>
             <w:vAlign w:val="center"/>
           </w:tcPr>
           <w:p>
@@ -19778,7 +19950,7 @@
         </w:tc>
         <w:tc>
           <w:tcPr>
-            <w:tcW w:type="dxa" w:w="3005"/>
+            <w:tcW w:w="3005" w:type="dxa"/>
             <w:vAlign w:val="center"/>
           </w:tcPr>
           <w:p>
@@ -19793,7 +19965,7 @@
         </w:tc>
         <w:tc>
           <w:tcPr>
-            <w:tcW w:type="dxa" w:w="5953"/>
+            <w:tcW w:w="5953" w:type="dxa"/>
             <w:vAlign w:val="center"/>
           </w:tcPr>
           <w:p>
@@ -19808,11 +19980,30 @@
         </w:tc>
       </w:tr>
       <w:tr>
-        <w:tc>
-          <w:tcPr>
-            <w:tcW w:type="dxa" w:w="680"/>
-            <w:vAlign w:val="center"/>
-            <w:shd w:fill="F6F8FA"/>
+        <w:tblPrEx>
+          <w:tblBorders>
+            <w:top w:val="single" w:color="auto" w:sz="4" w:space="0"/>
+            <w:left w:val="single" w:color="auto" w:sz="4" w:space="0"/>
+            <w:bottom w:val="single" w:color="auto" w:sz="4" w:space="0"/>
+            <w:right w:val="single" w:color="auto" w:sz="4" w:space="0"/>
+            <w:insideH w:val="single" w:color="auto" w:sz="4" w:space="0"/>
+            <w:insideV w:val="single" w:color="auto" w:sz="4" w:space="0"/>
+          </w:tblBorders>
+          <w:tblCellMar>
+            <w:top w:w="0" w:type="dxa"/>
+            <w:left w:w="108" w:type="dxa"/>
+            <w:bottom w:w="0" w:type="dxa"/>
+            <w:right w:w="108" w:type="dxa"/>
+          </w:tblCellMar>
+        </w:tblPrEx>
+        <w:trPr>
+          <w:jc w:val="center"/>
+        </w:trPr>
+        <w:tc>
+          <w:tcPr>
+            <w:tcW w:w="680" w:type="dxa"/>
+            <w:shd w:val="clear" w:color="auto" w:fill="F6F8FA"/>
+            <w:vAlign w:val="center"/>
           </w:tcPr>
           <w:p>
             <w:r>
@@ -19826,9 +20017,9 @@
         </w:tc>
         <w:tc>
           <w:tcPr>
-            <w:tcW w:type="dxa" w:w="3005"/>
-            <w:vAlign w:val="center"/>
-            <w:shd w:fill="F6F8FA"/>
+            <w:tcW w:w="3005" w:type="dxa"/>
+            <w:shd w:val="clear" w:color="auto" w:fill="F6F8FA"/>
+            <w:vAlign w:val="center"/>
           </w:tcPr>
           <w:p>
             <w:r>
@@ -19842,9 +20033,9 @@
         </w:tc>
         <w:tc>
           <w:tcPr>
-            <w:tcW w:type="dxa" w:w="5953"/>
-            <w:vAlign w:val="center"/>
-            <w:shd w:fill="F6F8FA"/>
+            <w:tcW w:w="5953" w:type="dxa"/>
+            <w:shd w:val="clear" w:color="auto" w:fill="F6F8FA"/>
+            <w:vAlign w:val="center"/>
           </w:tcPr>
           <w:p>
             <w:r>
@@ -19858,9 +20049,28 @@
         </w:tc>
       </w:tr>
       <w:tr>
-        <w:tc>
-          <w:tcPr>
-            <w:tcW w:type="dxa" w:w="680"/>
+        <w:tblPrEx>
+          <w:tblBorders>
+            <w:top w:val="single" w:color="auto" w:sz="4" w:space="0"/>
+            <w:left w:val="single" w:color="auto" w:sz="4" w:space="0"/>
+            <w:bottom w:val="single" w:color="auto" w:sz="4" w:space="0"/>
+            <w:right w:val="single" w:color="auto" w:sz="4" w:space="0"/>
+            <w:insideH w:val="single" w:color="auto" w:sz="4" w:space="0"/>
+            <w:insideV w:val="single" w:color="auto" w:sz="4" w:space="0"/>
+          </w:tblBorders>
+          <w:tblCellMar>
+            <w:top w:w="0" w:type="dxa"/>
+            <w:left w:w="108" w:type="dxa"/>
+            <w:bottom w:w="0" w:type="dxa"/>
+            <w:right w:w="108" w:type="dxa"/>
+          </w:tblCellMar>
+        </w:tblPrEx>
+        <w:trPr>
+          <w:jc w:val="center"/>
+        </w:trPr>
+        <w:tc>
+          <w:tcPr>
+            <w:tcW w:w="680" w:type="dxa"/>
             <w:vAlign w:val="center"/>
           </w:tcPr>
           <w:p>
@@ -19875,7 +20085,7 @@
         </w:tc>
         <w:tc>
           <w:tcPr>
-            <w:tcW w:type="dxa" w:w="3005"/>
+            <w:tcW w:w="3005" w:type="dxa"/>
             <w:vAlign w:val="center"/>
           </w:tcPr>
           <w:p>
@@ -19890,7 +20100,7 @@
         </w:tc>
         <w:tc>
           <w:tcPr>
-            <w:tcW w:type="dxa" w:w="5953"/>
+            <w:tcW w:w="5953" w:type="dxa"/>
             <w:vAlign w:val="center"/>
           </w:tcPr>
           <w:p>
@@ -19905,11 +20115,30 @@
         </w:tc>
       </w:tr>
       <w:tr>
-        <w:tc>
-          <w:tcPr>
-            <w:tcW w:type="dxa" w:w="680"/>
-            <w:vAlign w:val="center"/>
-            <w:shd w:fill="F6F8FA"/>
+        <w:tblPrEx>
+          <w:tblBorders>
+            <w:top w:val="single" w:color="auto" w:sz="4" w:space="0"/>
+            <w:left w:val="single" w:color="auto" w:sz="4" w:space="0"/>
+            <w:bottom w:val="single" w:color="auto" w:sz="4" w:space="0"/>
+            <w:right w:val="single" w:color="auto" w:sz="4" w:space="0"/>
+            <w:insideH w:val="single" w:color="auto" w:sz="4" w:space="0"/>
+            <w:insideV w:val="single" w:color="auto" w:sz="4" w:space="0"/>
+          </w:tblBorders>
+          <w:tblCellMar>
+            <w:top w:w="0" w:type="dxa"/>
+            <w:left w:w="108" w:type="dxa"/>
+            <w:bottom w:w="0" w:type="dxa"/>
+            <w:right w:w="108" w:type="dxa"/>
+          </w:tblCellMar>
+        </w:tblPrEx>
+        <w:trPr>
+          <w:jc w:val="center"/>
+        </w:trPr>
+        <w:tc>
+          <w:tcPr>
+            <w:tcW w:w="680" w:type="dxa"/>
+            <w:shd w:val="clear" w:color="auto" w:fill="F6F8FA"/>
+            <w:vAlign w:val="center"/>
           </w:tcPr>
           <w:p>
             <w:r>
@@ -19923,9 +20152,9 @@
         </w:tc>
         <w:tc>
           <w:tcPr>
-            <w:tcW w:type="dxa" w:w="3005"/>
-            <w:vAlign w:val="center"/>
-            <w:shd w:fill="F6F8FA"/>
+            <w:tcW w:w="3005" w:type="dxa"/>
+            <w:shd w:val="clear" w:color="auto" w:fill="F6F8FA"/>
+            <w:vAlign w:val="center"/>
           </w:tcPr>
           <w:p>
             <w:r>
@@ -19939,9 +20168,9 @@
         </w:tc>
         <w:tc>
           <w:tcPr>
-            <w:tcW w:type="dxa" w:w="5953"/>
-            <w:vAlign w:val="center"/>
-            <w:shd w:fill="F6F8FA"/>
+            <w:tcW w:w="5953" w:type="dxa"/>
+            <w:shd w:val="clear" w:color="auto" w:fill="F6F8FA"/>
+            <w:vAlign w:val="center"/>
           </w:tcPr>
           <w:p>
             <w:r>
@@ -19955,9 +20184,28 @@
         </w:tc>
       </w:tr>
       <w:tr>
-        <w:tc>
-          <w:tcPr>
-            <w:tcW w:type="dxa" w:w="680"/>
+        <w:tblPrEx>
+          <w:tblBorders>
+            <w:top w:val="single" w:color="auto" w:sz="4" w:space="0"/>
+            <w:left w:val="single" w:color="auto" w:sz="4" w:space="0"/>
+            <w:bottom w:val="single" w:color="auto" w:sz="4" w:space="0"/>
+            <w:right w:val="single" w:color="auto" w:sz="4" w:space="0"/>
+            <w:insideH w:val="single" w:color="auto" w:sz="4" w:space="0"/>
+            <w:insideV w:val="single" w:color="auto" w:sz="4" w:space="0"/>
+          </w:tblBorders>
+          <w:tblCellMar>
+            <w:top w:w="0" w:type="dxa"/>
+            <w:left w:w="108" w:type="dxa"/>
+            <w:bottom w:w="0" w:type="dxa"/>
+            <w:right w:w="108" w:type="dxa"/>
+          </w:tblCellMar>
+        </w:tblPrEx>
+        <w:trPr>
+          <w:jc w:val="center"/>
+        </w:trPr>
+        <w:tc>
+          <w:tcPr>
+            <w:tcW w:w="680" w:type="dxa"/>
             <w:vAlign w:val="center"/>
           </w:tcPr>
           <w:p>
@@ -19972,7 +20220,7 @@
         </w:tc>
         <w:tc>
           <w:tcPr>
-            <w:tcW w:type="dxa" w:w="3005"/>
+            <w:tcW w:w="3005" w:type="dxa"/>
             <w:vAlign w:val="center"/>
           </w:tcPr>
           <w:p>
@@ -19987,7 +20235,7 @@
         </w:tc>
         <w:tc>
           <w:tcPr>
-            <w:tcW w:type="dxa" w:w="5953"/>
+            <w:tcW w:w="5953" w:type="dxa"/>
             <w:vAlign w:val="center"/>
           </w:tcPr>
           <w:p>
@@ -20011,19 +20259,16 @@
       </w:r>
     </w:p>
     <w:p>
-      <w:pPr/>
       <w:r>
         <w:t>正式目标：从一群鸡开始，允许并计入玩家的温湿度、植物恢复量、地形、迁徙和参数操作，在 4x 的 15 分钟墙钟时间内使鹿、狸猫、猛鹿、雀狮四种新生物均曾出现；同时检查其后续存活、库存不在稳态持续吃空、大小策略数量平台和 UI/JSONL 对齐。理论 3600 日不是保底进度，实际以导出时间戳、日号和操作记录判定。</w:t>
       </w:r>
     </w:p>
     <w:p>
-      <w:pPr/>
       <w:r>
         <w:t>已验证：常规单群鸡分化、固定 68/68 不逆向漂移、同属性鸡公平竞争、鸡鹿共享植物、鹿到两种一级猎手与狸猫到雀狮在模板和猎物已满足时可取得目标资格；调参后的鸡→鹿离线示例第 305 日出现鹿。尚未验证：玩家完整四种出现链、15 分钟时限、Unity 真实 UI 与多猎物长期曲线。固定冷地且没有对应玩家干预的 900 日未出鹿，仅描述该单一路线，不是玩法目标或通用失败判据。</w:t>
       </w:r>
     </w:p>
     <w:p>
-      <w:pPr/>
       <w:r>
         <w:t>直观玩家感受：资源充足时小体型高繁殖群通常更多，大体型低繁殖群较少；同种同属性并列时不应无故一支独占；温湿稳定时适温适湿应趋近当地，饥荒可暂时压低出生或库存，但长期正恢复下不应靠清空库存维持人口；食肉种群必须看到真实且可持续的猎物。</w:t>
       </w:r>
@@ -20037,7 +20282,6 @@
       </w:r>
     </w:p>
     <w:p>
-      <w:pPr/>
       <w:r>
         <w:t>N 为当前活体数量；S 为植物库存；B 为库存容量；R 为每日潜在恢复；G 为当天生长；P 为当日可摄食植物预算；C 为真实植物消耗；F 为温湿适应度；A 为单只成年耗食；Y 为单只幼体耗食；D 为成年加预计幼体需求；I 为实际饱食比例；b 为成年负载导出的出生倍率；K_env 为当前群体环境容纳量；k 为当日分配口径。</w:t>
       </w:r>
@@ -20359,8 +20603,8 @@
     <w:lsdException w:uiPriority="99" w:name="Normal Indent"/>
     <w:lsdException w:uiPriority="99" w:name="footnote text"/>
     <w:lsdException w:uiPriority="99" w:name="annotation text"/>
-    <w:lsdException w:uiPriority="99" w:semiHidden="0" w:name="header"/>
-    <w:lsdException w:uiPriority="99" w:semiHidden="0" w:name="footer"/>
+    <w:lsdException w:qFormat="1" w:uiPriority="99" w:semiHidden="0" w:name="header"/>
+    <w:lsdException w:qFormat="1" w:uiPriority="99" w:semiHidden="0" w:name="footer"/>
     <w:lsdException w:uiPriority="99" w:name="index heading"/>
     <w:lsdException w:qFormat="1" w:uiPriority="35" w:name="caption"/>
     <w:lsdException w:uiPriority="99" w:name="table of figures"/>
@@ -20377,23 +20621,23 @@
     <w:lsdException w:uiPriority="99" w:name="toa heading"/>
     <w:lsdException w:uiPriority="99" w:semiHidden="0" w:name="List"/>
     <w:lsdException w:qFormat="1" w:uiPriority="99" w:semiHidden="0" w:name="List Bullet"/>
-    <w:lsdException w:uiPriority="99" w:semiHidden="0" w:name="List Number"/>
+    <w:lsdException w:qFormat="1" w:uiPriority="99" w:semiHidden="0" w:name="List Number"/>
     <w:lsdException w:uiPriority="99" w:semiHidden="0" w:name="List 2"/>
-    <w:lsdException w:uiPriority="99" w:semiHidden="0" w:name="List 3"/>
+    <w:lsdException w:qFormat="1" w:uiPriority="99" w:semiHidden="0" w:name="List 3"/>
     <w:lsdException w:uiPriority="99" w:name="List 4"/>
     <w:lsdException w:uiPriority="99" w:name="List 5"/>
-    <w:lsdException w:uiPriority="99" w:semiHidden="0" w:name="List Bullet 2"/>
+    <w:lsdException w:qFormat="1" w:uiPriority="99" w:semiHidden="0" w:name="List Bullet 2"/>
     <w:lsdException w:qFormat="1" w:uiPriority="99" w:semiHidden="0" w:name="List Bullet 3"/>
     <w:lsdException w:uiPriority="99" w:name="List Bullet 4"/>
     <w:lsdException w:uiPriority="99" w:name="List Bullet 5"/>
     <w:lsdException w:uiPriority="99" w:semiHidden="0" w:name="List Number 2"/>
-    <w:lsdException w:uiPriority="99" w:semiHidden="0" w:name="List Number 3"/>
+    <w:lsdException w:qFormat="1" w:uiPriority="99" w:semiHidden="0" w:name="List Number 3"/>
     <w:lsdException w:uiPriority="99" w:name="List Number 4"/>
     <w:lsdException w:uiPriority="99" w:name="List Number 5"/>
     <w:lsdException w:qFormat="1" w:unhideWhenUsed="0" w:uiPriority="10" w:semiHidden="0" w:name="Title"/>
     <w:lsdException w:uiPriority="99" w:name="Closing"/>
     <w:lsdException w:uiPriority="99" w:name="Signature"/>
-    <w:lsdException w:uiPriority="1" w:name="Default Paragraph Font"/>
+    <w:lsdException w:qFormat="1" w:uiPriority="1" w:name="Default Paragraph Font"/>
     <w:lsdException w:qFormat="1" w:uiPriority="99" w:semiHidden="0" w:name="Body Text"/>
     <w:lsdException w:uiPriority="99" w:name="Body Text Indent"/>
     <w:lsdException w:qFormat="1" w:uiPriority="99" w:semiHidden="0" w:name="List Continue"/>
@@ -20476,7 +20720,7 @@
     <w:lsdException w:uiPriority="99" w:name="Table Web 2"/>
     <w:lsdException w:uiPriority="99" w:name="Table Web 3"/>
     <w:lsdException w:uiPriority="99" w:name="Balloon Text"/>
-    <w:lsdException w:unhideWhenUsed="0" w:uiPriority="59" w:semiHidden="0" w:name="Table Grid"/>
+    <w:lsdException w:qFormat="1" w:unhideWhenUsed="0" w:uiPriority="59" w:semiHidden="0" w:name="Table Grid"/>
     <w:lsdException w:uiPriority="99" w:name="Table Theme"/>
     <w:lsdException w:qFormat="1" w:unhideWhenUsed="0" w:uiPriority="1" w:semiHidden="0" w:name="No Spacing"/>
     <w:lsdException w:unhideWhenUsed="0" w:uiPriority="60" w:semiHidden="0" w:name="Light Shading"/>
@@ -20524,13 +20768,13 @@
     <w:lsdException w:qFormat="1" w:unhideWhenUsed="0" w:uiPriority="71" w:semiHidden="0" w:name="Colorful Shading Accent 2"/>
     <w:lsdException w:unhideWhenUsed="0" w:uiPriority="72" w:semiHidden="0" w:name="Colorful List Accent 2"/>
     <w:lsdException w:unhideWhenUsed="0" w:uiPriority="73" w:semiHidden="0" w:name="Colorful Grid Accent 2"/>
-    <w:lsdException w:unhideWhenUsed="0" w:uiPriority="60" w:semiHidden="0" w:name="Light Shading Accent 3"/>
+    <w:lsdException w:qFormat="1" w:unhideWhenUsed="0" w:uiPriority="60" w:semiHidden="0" w:name="Light Shading Accent 3"/>
     <w:lsdException w:unhideWhenUsed="0" w:uiPriority="61" w:semiHidden="0" w:name="Light List Accent 3"/>
     <w:lsdException w:unhideWhenUsed="0" w:uiPriority="62" w:semiHidden="0" w:name="Light Grid Accent 3"/>
     <w:lsdException w:qFormat="1" w:unhideWhenUsed="0" w:uiPriority="63" w:semiHidden="0" w:name="Medium Shading 1 Accent 3"/>
     <w:lsdException w:unhideWhenUsed="0" w:uiPriority="64" w:semiHidden="0" w:name="Medium Shading 2 Accent 3"/>
     <w:lsdException w:unhideWhenUsed="0" w:uiPriority="65" w:semiHidden="0" w:name="Medium List 1 Accent 3"/>
-    <w:lsdException w:unhideWhenUsed="0" w:uiPriority="66" w:semiHidden="0" w:name="Medium List 2 Accent 3"/>
+    <w:lsdException w:qFormat="1" w:unhideWhenUsed="0" w:uiPriority="66" w:semiHidden="0" w:name="Medium List 2 Accent 3"/>
     <w:lsdException w:unhideWhenUsed="0" w:uiPriority="67" w:semiHidden="0" w:name="Medium Grid 1 Accent 3"/>
     <w:lsdException w:unhideWhenUsed="0" w:uiPriority="68" w:semiHidden="0" w:name="Medium Grid 2 Accent 3"/>
     <w:lsdException w:unhideWhenUsed="0" w:uiPriority="69" w:semiHidden="0" w:name="Medium Grid 3 Accent 3"/>
@@ -20827,6 +21071,7 @@
     <w:name w:val="Default Paragraph Font"/>
     <w:semiHidden/>
     <w:unhideWhenUsed/>
+    <w:qFormat/>
     <w:uiPriority w:val="1"/>
   </w:style>
   <w:style w:type="table" w:default="1" w:styleId="33">
@@ -20873,6 +21118,7 @@
     <w:name w:val="List 3"/>
     <w:basedOn w:val="1"/>
     <w:unhideWhenUsed/>
+    <w:qFormat/>
     <w:uiPriority w:val="99"/>
     <w:pPr>
       <w:ind w:left="1080" w:hanging="360"/>
@@ -20896,6 +21142,7 @@
     <w:name w:val="List Number"/>
     <w:basedOn w:val="1"/>
     <w:unhideWhenUsed/>
+    <w:qFormat/>
     <w:uiPriority w:val="99"/>
     <w:pPr>
       <w:numPr>
@@ -20971,6 +21218,7 @@
     <w:name w:val="List Number 3"/>
     <w:basedOn w:val="1"/>
     <w:unhideWhenUsed/>
+    <w:qFormat/>
     <w:uiPriority w:val="99"/>
     <w:pPr>
       <w:numPr>
@@ -21005,6 +21253,7 @@
     <w:name w:val="List Bullet 2"/>
     <w:basedOn w:val="1"/>
     <w:unhideWhenUsed/>
+    <w:qFormat/>
     <w:uiPriority w:val="99"/>
     <w:pPr>
       <w:numPr>
@@ -21019,6 +21268,7 @@
     <w:basedOn w:val="1"/>
     <w:link w:val="138"/>
     <w:unhideWhenUsed/>
+    <w:qFormat/>
     <w:uiPriority w:val="99"/>
     <w:pPr>
       <w:tabs>
@@ -21035,6 +21285,7 @@
     <w:basedOn w:val="1"/>
     <w:link w:val="137"/>
     <w:unhideWhenUsed/>
+    <w:qFormat/>
     <w:uiPriority w:val="99"/>
     <w:pPr>
       <w:tabs>
@@ -21137,6 +21388,7 @@
   <w:style w:type="table" w:styleId="34">
     <w:name w:val="Table Grid"/>
     <w:basedOn w:val="33"/>
+    <w:qFormat/>
     <w:uiPriority w:val="59"/>
     <w:pPr>
       <w:spacing w:after="0" w:line="240" w:lineRule="auto"/>
@@ -21434,6 +21686,7 @@
   <w:style w:type="table" w:styleId="38">
     <w:name w:val="Light Shading Accent 3"/>
     <w:basedOn w:val="33"/>
+    <w:qFormat/>
     <w:uiPriority w:val="60"/>
     <w:pPr>
       <w:spacing w:after="0" w:line="240" w:lineRule="auto"/>
@@ -26040,6 +26293,7 @@
   <w:style w:type="table" w:styleId="80">
     <w:name w:val="Medium List 2 Accent 3"/>
     <w:basedOn w:val="33"/>
+    <w:qFormat/>
     <w:uiPriority w:val="66"/>
     <w:pPr>
       <w:spacing w:after="0" w:line="240" w:lineRule="auto"/>
